--- a/policies/build/rewrite_reference/HCO_COP_4_v2_REWRITE_DRAFT.docx
+++ b/policies/build/rewrite_reference/HCO_COP_4_v2_REWRITE_DRAFT.docx
@@ -1667,14 +1667,6 @@
         <w:pStyle w:val="ListNumber"/>
       </w:pPr>
       <w:r>
-        <w:t>Guidebook interpretation supplied for COP.4.a through COP.4.d.</w:t>
-      </w:r>
-    </w:p>
-    <w:p>
-      <w:pPr>
-        <w:pStyle w:val="ListNumber"/>
-      </w:pPr>
-      <w:r>
         <w:t>National Disaster Management Authority (NDMA) guidelines.</w:t>
       </w:r>
     </w:p>
